--- a/public/uploads/swakelola/sppg/B. 4. a. KAK Final Administrasi SPPG.docx
+++ b/public/uploads/swakelola/sppg/B. 4. a. KAK Final Administrasi SPPG.docx
@@ -4,42 +4,47 @@
   <w:body>
     <w:p>
       <w:pPr>
-        <w:spacing w:before="0" w:after="40"/>
+        <w:spacing w:before="0" w:after="200" w:line="240" w:lineRule="auto"/>
         <w:jc w:val="center"/>
       </w:pPr>
       <w:r>
-        <w:rPr>
-          <w:rFonts w:ascii="Arial" w:hAnsi="Arial"/>
-          <w:b/>
-          <w:sz w:val="22"/>
-        </w:rPr>
-        <w:t>KEMENTERIAN PEKERJAAN UMUM</w:t>
-        <w:br/>
-        <w:t>DIREKTORAT JENDERAL PRASARANA STRATEGIS</w:t>
-        <w:br/>
-        <w:t>SATUAN KERJA PELAKSANAAN PRASARANA STRATEGIS RIAU</w:t>
-        <w:br/>
+        <w:drawing>
+          <wp:inline xmlns:a="http://schemas.openxmlformats.org/drawingml/2006/main" xmlns:pic="http://schemas.openxmlformats.org/drawingml/2006/picture">
+            <wp:extent cx="5940000" cy="876504"/>
+            <wp:docPr id="1" name="Picture 1"/>
+            <wp:cNvGraphicFramePr>
+              <a:graphicFrameLocks noChangeAspect="1"/>
+            </wp:cNvGraphicFramePr>
+            <a:graphic>
+              <a:graphicData uri="http://schemas.openxmlformats.org/drawingml/2006/picture">
+                <pic:pic>
+                  <pic:nvPicPr>
+                    <pic:cNvPr id="0" name="1775466518_6770018a33b3f91eebd0.png"/>
+                    <pic:cNvPicPr/>
+                  </pic:nvPicPr>
+                  <pic:blipFill>
+                    <a:blip r:embed="rId9"/>
+                    <a:stretch>
+                      <a:fillRect/>
+                    </a:stretch>
+                  </pic:blipFill>
+                  <pic:spPr>
+                    <a:xfrm>
+                      <a:off x="0" y="0"/>
+                      <a:ext cx="5940000" cy="876504"/>
+                    </a:xfrm>
+                    <a:prstGeom prst="rect"/>
+                  </pic:spPr>
+                </pic:pic>
+              </a:graphicData>
+            </a:graphic>
+          </wp:inline>
+        </w:drawing>
       </w:r>
     </w:p>
     <w:p>
       <w:pPr>
-        <w:spacing w:before="0" w:after="160"/>
-        <w:jc w:val="center"/>
-      </w:pPr>
-      <w:r>
-        <w:rPr>
-          <w:rFonts w:ascii="Arial" w:hAnsi="Arial"/>
-          <w:color w:val="787878"/>
-          <w:sz w:val="17"/>
-        </w:rPr>
-        <w:t>Jalan Bakti, Ruko Komplek Mutiara Asri Garden, Sidomulyo Timur, Marpoyan Damai, Pekanbaru</w:t>
-        <w:br/>
-        <w:t>—————————————————————————————————————————————————————————————————</w:t>
-      </w:r>
-    </w:p>
-    <w:p>
-      <w:pPr>
-        <w:spacing w:before="160" w:after="200"/>
+        <w:spacing w:before="40" w:after="40" w:line="276" w:lineRule="auto"/>
         <w:jc w:val="center"/>
       </w:pPr>
       <w:r>
@@ -49,131 +54,142 @@
           <w:sz w:val="23"/>
         </w:rPr>
         <w:t>KERANGKA ACUAN KERJA (KAK) FINAL / TERM OF REFERENCE</w:t>
-        <w:br/>
       </w:r>
+    </w:p>
+    <w:p>
+      <w:pPr>
+        <w:spacing w:before="0" w:after="40" w:line="276" w:lineRule="auto"/>
+        <w:jc w:val="center"/>
+      </w:pPr>
       <w:r>
         <w:rPr>
           <w:rFonts w:ascii="Arial" w:hAnsi="Arial"/>
           <w:b/>
-          <w:sz w:val="23"/>
+          <w:sz w:val="22"/>
         </w:rPr>
         <w:t>ADMINISTRASI KEGIATAN PEMBANGUNAN GEDUNG SPPG PROVINSI RIAU</w:t>
-        <w:br/>
       </w:r>
+    </w:p>
+    <w:p>
+      <w:pPr>
+        <w:spacing w:before="0" w:after="200" w:line="276" w:lineRule="auto"/>
+        <w:jc w:val="center"/>
+      </w:pPr>
       <w:r>
         <w:rPr>
           <w:rFonts w:ascii="Arial" w:hAnsi="Arial"/>
           <w:b/>
-          <w:sz w:val="23"/>
+          <w:sz w:val="22"/>
         </w:rPr>
         <w:t>TAHUN ANGGARAN 2025</w:t>
       </w:r>
     </w:p>
     <w:p>
       <w:pPr>
-        <w:spacing w:before="0" w:after="200"/>
-        <w:jc w:val="center"/>
+        <w:keepNext/>
+        <w:spacing w:before="160" w:after="80"/>
+        <w:jc w:val="left"/>
       </w:pPr>
       <w:r>
         <w:rPr>
           <w:rFonts w:ascii="Arial" w:hAnsi="Arial"/>
-          <w:i/>
-          <w:sz w:val="20"/>
+          <w:b/>
+          <w:sz w:val="21"/>
         </w:rPr>
-        <w:t>Hasil Finalisasi Pembahasan Tim Persiapan dan PPK</w:t>
-      </w:r>
-    </w:p>
-    <w:p>
-      <w:r>
-        <w:rPr>
-          <w:rFonts w:ascii="Arial" w:hAnsi="Arial"/>
-          <w:sz w:val="19"/>
-        </w:rPr>
-        <w:t>1. KEMENTERIAN / LEMBAGA : Kementerian Pekerjaan Umum</w:t>
-        <w:br/>
-        <w:t>2. UNIT ORGANISASI       : Direktorat Jenderal Prasarana Strategis</w:t>
-        <w:br/>
-        <w:t>3. SATUAN KERJA          : Satker Pelaksanaan Prasarana Strategis Riau</w:t>
-        <w:br/>
-        <w:t>4. KODE KEGIATAN         : 06.691285.GM.7717.CBI.001.900.A</w:t>
-        <w:br/>
-        <w:t>5. LOKASI KEGIATAN       : Provinsi Riau (Pekanbaru, Kampar, Dumai, Siak)</w:t>
-        <w:br/>
-        <w:t>6. PAGU ALOKASI DIPA     : Rp 413.000.000,- (Empat Ratus Tiga Belas Juta Rupiah)</w:t>
-        <w:br/>
-        <w:t>7. JANGKA WAKTU          : September s/d Desember 2025</w:t>
-        <w:br/>
-        <w:t>8. METODE PENGADAAN      : Swakelola Tipe I</w:t>
-        <w:br/>
-        <w:br/>
-        <w:t>RUANG LINGKUP DAN TANGGUNG JAWAB PELAKSANAAN:</w:t>
-        <w:br/>
-        <w:t>1. Pengadaan Bahan Habis Pakai: Belanja ATK, supplies komputer (toner/kertas/peralatan input), serta pencetakan dan penjilidan laporan administrasi.</w:t>
-        <w:br/>
-        <w:t>2. Belanja Perjalanan Dinas Biasa &amp; Dalam Kota: Meliputi kegiatan koordinasi lapangan ke lokasi calon dan pembangunan fisik SPPG (Kab. Kampar, Kota Dumai, Kab. Siak), serta koordinasi kebijakan ke Jakarta dan Medan.</w:t>
-        <w:br/>
-        <w:t>3. Penyusunan Laporan Progres Berkala dan Laporan Akhir Pertanggungjawaban.</w:t>
-      </w:r>
-    </w:p>
-    <w:p>
-      <w:pPr>
-        <w:spacing w:before="280" w:after="80"/>
-        <w:jc w:val="right"/>
-      </w:pPr>
-      <w:r>
-        <w:rPr>
-          <w:rFonts w:ascii="Arial" w:hAnsi="Arial"/>
-          <w:sz w:val="20"/>
-        </w:rPr>
-        <w:t>Pekanbaru, 25 September 2025</w:t>
+        <w:t>I. IDENTITAS KEGIATAN</w:t>
       </w:r>
     </w:p>
     <w:tbl>
       <w:tblPr>
         <w:tblW w:type="auto" w:w="0"/>
         <w:jc w:val="center"/>
+        <w:tblLayout w:type="fixed"/>
         <w:tblLook w:firstColumn="1" w:firstRow="1" w:lastColumn="0" w:lastRow="0" w:noHBand="0" w:noVBand="1" w:val="04A0"/>
+        <w:tblBorders>
+          <w:top w:val="none" w:sz="0" w:space="0" w:color="auto"/>
+          <w:left w:val="none" w:sz="0" w:space="0" w:color="auto"/>
+          <w:bottom w:val="none" w:sz="0" w:space="0" w:color="auto"/>
+          <w:right w:val="none" w:sz="0" w:space="0" w:color="auto"/>
+          <w:insideH w:val="none" w:sz="0" w:space="0" w:color="auto"/>
+          <w:insideV w:val="none" w:sz="0" w:space="0" w:color="auto"/>
+        </w:tblBorders>
       </w:tblPr>
       <w:tblGrid>
-        <w:gridCol w:w="4608"/>
-        <w:gridCol w:w="4608"/>
+        <w:gridCol w:w="3118"/>
+        <w:gridCol w:w="3118"/>
+        <w:gridCol w:w="3118"/>
       </w:tblGrid>
       <w:tr>
         <w:tc>
           <w:tcPr>
-            <w:tcW w:type="dxa" w:w="4320"/>
+            <w:tcW w:type="dxa" w:w="2721"/>
+            <w:tcMar>
+              <w:top w:w="45" w:type="dxa"/>
+              <w:bottom w:w="45" w:type="dxa"/>
+              <w:left w:w="20" w:type="dxa"/>
+              <w:right w:w="20" w:type="dxa"/>
+            </w:tcMar>
           </w:tcPr>
           <w:p>
             <w:pPr>
+              <w:spacing w:before="0" w:after="20" w:line="276" w:lineRule="auto"/>
+              <w:jc w:val="left"/>
+            </w:pPr>
+            <w:r>
+              <w:rPr>
+                <w:rFonts w:ascii="Arial" w:hAnsi="Arial"/>
+                <w:b w:val="0"/>
+                <w:sz w:val="21"/>
+              </w:rPr>
+              <w:t>Kementerian / Lembaga</w:t>
+            </w:r>
+          </w:p>
+        </w:tc>
+        <w:tc>
+          <w:tcPr>
+            <w:tcW w:type="dxa" w:w="255"/>
+            <w:tcMar>
+              <w:top w:w="45" w:type="dxa"/>
+              <w:bottom w:w="45" w:type="dxa"/>
+              <w:left w:w="20" w:type="dxa"/>
+              <w:right w:w="20" w:type="dxa"/>
+            </w:tcMar>
+          </w:tcPr>
+          <w:p>
+            <w:pPr>
+              <w:spacing w:before="0" w:after="20" w:line="276" w:lineRule="auto"/>
               <w:jc w:val="center"/>
             </w:pPr>
             <w:r>
               <w:rPr>
                 <w:rFonts w:ascii="Arial" w:hAnsi="Arial"/>
-                <w:b/>
-                <w:sz w:val="20"/>
+                <w:sz w:val="21"/>
               </w:rPr>
-              <w:t>Ketua Tim Persiapan</w:t>
+              <w:t>:</w:t>
             </w:r>
           </w:p>
         </w:tc>
         <w:tc>
           <w:tcPr>
-            <w:tcW w:type="dxa" w:w="4320"/>
+            <w:tcW w:type="dxa" w:w="6378"/>
+            <w:tcMar>
+              <w:top w:w="45" w:type="dxa"/>
+              <w:bottom w:w="45" w:type="dxa"/>
+              <w:left w:w="20" w:type="dxa"/>
+              <w:right w:w="20" w:type="dxa"/>
+            </w:tcMar>
           </w:tcPr>
           <w:p>
             <w:pPr>
-              <w:jc w:val="center"/>
+              <w:spacing w:before="0" w:after="20" w:line="276" w:lineRule="auto"/>
+              <w:jc w:val="both"/>
             </w:pPr>
             <w:r>
               <w:rPr>
                 <w:rFonts w:ascii="Arial" w:hAnsi="Arial"/>
-                <w:b/>
-                <w:sz w:val="20"/>
+                <w:sz w:val="21"/>
               </w:rPr>
-              <w:t>Pejabat Pembuat Komitmen</w:t>
-              <w:br/>
-              <w:t>Pelaksanaan Prasarana Strategis</w:t>
+              <w:t>Kementerian Pekerjaan Umum</w:t>
             </w:r>
           </w:p>
         </w:tc>
@@ -181,48 +197,1030 @@
       <w:tr>
         <w:tc>
           <w:tcPr>
-            <w:tcW w:type="dxa" w:w="4320"/>
+            <w:tcW w:type="dxa" w:w="2721"/>
+            <w:tcMar>
+              <w:top w:w="45" w:type="dxa"/>
+              <w:bottom w:w="45" w:type="dxa"/>
+              <w:left w:w="20" w:type="dxa"/>
+              <w:right w:w="20" w:type="dxa"/>
+            </w:tcMar>
           </w:tcPr>
           <w:p>
             <w:pPr>
+              <w:spacing w:before="0" w:after="20" w:line="276" w:lineRule="auto"/>
+              <w:jc w:val="left"/>
+            </w:pPr>
+            <w:r>
+              <w:rPr>
+                <w:rFonts w:ascii="Arial" w:hAnsi="Arial"/>
+                <w:b w:val="0"/>
+                <w:sz w:val="21"/>
+              </w:rPr>
+              <w:t>Unit Eselon I</w:t>
+            </w:r>
+          </w:p>
+        </w:tc>
+        <w:tc>
+          <w:tcPr>
+            <w:tcW w:type="dxa" w:w="255"/>
+            <w:tcMar>
+              <w:top w:w="45" w:type="dxa"/>
+              <w:bottom w:w="45" w:type="dxa"/>
+              <w:left w:w="20" w:type="dxa"/>
+              <w:right w:w="20" w:type="dxa"/>
+            </w:tcMar>
+          </w:tcPr>
+          <w:p>
+            <w:pPr>
+              <w:spacing w:before="0" w:after="20" w:line="276" w:lineRule="auto"/>
               <w:jc w:val="center"/>
             </w:pPr>
             <w:r>
               <w:rPr>
                 <w:rFonts w:ascii="Arial" w:hAnsi="Arial"/>
-                <w:b/>
-                <w:sz w:val="20"/>
+                <w:sz w:val="21"/>
               </w:rPr>
-              <w:br/>
-              <w:br/>
-              <w:br/>
-              <w:br/>
-              <w:t>Nurulia Sefriandari, S.T.</w:t>
-              <w:br/>
-              <w:t>NIP. -</w:t>
+              <w:t>:</w:t>
             </w:r>
           </w:p>
         </w:tc>
         <w:tc>
           <w:tcPr>
-            <w:tcW w:type="dxa" w:w="4320"/>
+            <w:tcW w:type="dxa" w:w="6378"/>
+            <w:tcMar>
+              <w:top w:w="45" w:type="dxa"/>
+              <w:bottom w:w="45" w:type="dxa"/>
+              <w:left w:w="20" w:type="dxa"/>
+              <w:right w:w="20" w:type="dxa"/>
+            </w:tcMar>
           </w:tcPr>
           <w:p>
             <w:pPr>
+              <w:spacing w:before="0" w:after="20" w:line="276" w:lineRule="auto"/>
+              <w:jc w:val="both"/>
+            </w:pPr>
+            <w:r>
+              <w:rPr>
+                <w:rFonts w:ascii="Arial" w:hAnsi="Arial"/>
+                <w:sz w:val="21"/>
+              </w:rPr>
+              <w:t>Direktorat Jenderal Prasarana Strategis</w:t>
+            </w:r>
+          </w:p>
+        </w:tc>
+      </w:tr>
+      <w:tr>
+        <w:tc>
+          <w:tcPr>
+            <w:tcW w:type="dxa" w:w="2721"/>
+            <w:tcMar>
+              <w:top w:w="45" w:type="dxa"/>
+              <w:bottom w:w="45" w:type="dxa"/>
+              <w:left w:w="20" w:type="dxa"/>
+              <w:right w:w="20" w:type="dxa"/>
+            </w:tcMar>
+          </w:tcPr>
+          <w:p>
+            <w:pPr>
+              <w:spacing w:before="0" w:after="20" w:line="276" w:lineRule="auto"/>
+              <w:jc w:val="left"/>
+            </w:pPr>
+            <w:r>
+              <w:rPr>
+                <w:rFonts w:ascii="Arial" w:hAnsi="Arial"/>
+                <w:b w:val="0"/>
+                <w:sz w:val="21"/>
+              </w:rPr>
+              <w:t>Satuan Kerja</w:t>
+            </w:r>
+          </w:p>
+        </w:tc>
+        <w:tc>
+          <w:tcPr>
+            <w:tcW w:type="dxa" w:w="255"/>
+            <w:tcMar>
+              <w:top w:w="45" w:type="dxa"/>
+              <w:bottom w:w="45" w:type="dxa"/>
+              <w:left w:w="20" w:type="dxa"/>
+              <w:right w:w="20" w:type="dxa"/>
+            </w:tcMar>
+          </w:tcPr>
+          <w:p>
+            <w:pPr>
+              <w:spacing w:before="0" w:after="20" w:line="276" w:lineRule="auto"/>
               <w:jc w:val="center"/>
             </w:pPr>
             <w:r>
               <w:rPr>
                 <w:rFonts w:ascii="Arial" w:hAnsi="Arial"/>
+                <w:sz w:val="21"/>
+              </w:rPr>
+              <w:t>:</w:t>
+            </w:r>
+          </w:p>
+        </w:tc>
+        <w:tc>
+          <w:tcPr>
+            <w:tcW w:type="dxa" w:w="6378"/>
+            <w:tcMar>
+              <w:top w:w="45" w:type="dxa"/>
+              <w:bottom w:w="45" w:type="dxa"/>
+              <w:left w:w="20" w:type="dxa"/>
+              <w:right w:w="20" w:type="dxa"/>
+            </w:tcMar>
+          </w:tcPr>
+          <w:p>
+            <w:pPr>
+              <w:spacing w:before="0" w:after="20" w:line="276" w:lineRule="auto"/>
+              <w:jc w:val="both"/>
+            </w:pPr>
+            <w:r>
+              <w:rPr>
+                <w:rFonts w:ascii="Arial" w:hAnsi="Arial"/>
+                <w:sz w:val="21"/>
+              </w:rPr>
+              <w:t>Satuan Kerja Pelaksanaan Prasarana Strategis Riau</w:t>
+            </w:r>
+          </w:p>
+        </w:tc>
+      </w:tr>
+      <w:tr>
+        <w:tc>
+          <w:tcPr>
+            <w:tcW w:type="dxa" w:w="2721"/>
+            <w:tcMar>
+              <w:top w:w="45" w:type="dxa"/>
+              <w:bottom w:w="45" w:type="dxa"/>
+              <w:left w:w="20" w:type="dxa"/>
+              <w:right w:w="20" w:type="dxa"/>
+            </w:tcMar>
+          </w:tcPr>
+          <w:p>
+            <w:pPr>
+              <w:spacing w:before="0" w:after="20" w:line="276" w:lineRule="auto"/>
+              <w:jc w:val="left"/>
+            </w:pPr>
+            <w:r>
+              <w:rPr>
+                <w:rFonts w:ascii="Arial" w:hAnsi="Arial"/>
+                <w:b w:val="0"/>
+                <w:sz w:val="21"/>
+              </w:rPr>
+              <w:t>Nama Kegiatan</w:t>
+            </w:r>
+          </w:p>
+        </w:tc>
+        <w:tc>
+          <w:tcPr>
+            <w:tcW w:type="dxa" w:w="255"/>
+            <w:tcMar>
+              <w:top w:w="45" w:type="dxa"/>
+              <w:bottom w:w="45" w:type="dxa"/>
+              <w:left w:w="20" w:type="dxa"/>
+              <w:right w:w="20" w:type="dxa"/>
+            </w:tcMar>
+          </w:tcPr>
+          <w:p>
+            <w:pPr>
+              <w:spacing w:before="0" w:after="20" w:line="276" w:lineRule="auto"/>
+              <w:jc w:val="center"/>
+            </w:pPr>
+            <w:r>
+              <w:rPr>
+                <w:rFonts w:ascii="Arial" w:hAnsi="Arial"/>
+                <w:sz w:val="21"/>
+              </w:rPr>
+              <w:t>:</w:t>
+            </w:r>
+          </w:p>
+        </w:tc>
+        <w:tc>
+          <w:tcPr>
+            <w:tcW w:type="dxa" w:w="6378"/>
+            <w:tcMar>
+              <w:top w:w="45" w:type="dxa"/>
+              <w:bottom w:w="45" w:type="dxa"/>
+              <w:left w:w="20" w:type="dxa"/>
+              <w:right w:w="20" w:type="dxa"/>
+            </w:tcMar>
+          </w:tcPr>
+          <w:p>
+            <w:pPr>
+              <w:spacing w:before="0" w:after="20" w:line="276" w:lineRule="auto"/>
+              <w:jc w:val="both"/>
+            </w:pPr>
+            <w:r>
+              <w:rPr>
+                <w:rFonts w:ascii="Arial" w:hAnsi="Arial"/>
+                <w:sz w:val="21"/>
+              </w:rPr>
+              <w:t>Pembangunan dan Rehabilitasi Prasarana Strategis (7717)</w:t>
+            </w:r>
+          </w:p>
+        </w:tc>
+      </w:tr>
+      <w:tr>
+        <w:tc>
+          <w:tcPr>
+            <w:tcW w:type="dxa" w:w="2721"/>
+            <w:tcMar>
+              <w:top w:w="45" w:type="dxa"/>
+              <w:bottom w:w="45" w:type="dxa"/>
+              <w:left w:w="20" w:type="dxa"/>
+              <w:right w:w="20" w:type="dxa"/>
+            </w:tcMar>
+          </w:tcPr>
+          <w:p>
+            <w:pPr>
+              <w:spacing w:before="0" w:after="20" w:line="276" w:lineRule="auto"/>
+              <w:jc w:val="left"/>
+            </w:pPr>
+            <w:r>
+              <w:rPr>
+                <w:rFonts w:ascii="Arial" w:hAnsi="Arial"/>
+                <w:b w:val="0"/>
+                <w:sz w:val="21"/>
+              </w:rPr>
+              <w:t>Rincian Output</w:t>
+            </w:r>
+          </w:p>
+        </w:tc>
+        <w:tc>
+          <w:tcPr>
+            <w:tcW w:type="dxa" w:w="255"/>
+            <w:tcMar>
+              <w:top w:w="45" w:type="dxa"/>
+              <w:bottom w:w="45" w:type="dxa"/>
+              <w:left w:w="20" w:type="dxa"/>
+              <w:right w:w="20" w:type="dxa"/>
+            </w:tcMar>
+          </w:tcPr>
+          <w:p>
+            <w:pPr>
+              <w:spacing w:before="0" w:after="20" w:line="276" w:lineRule="auto"/>
+              <w:jc w:val="center"/>
+            </w:pPr>
+            <w:r>
+              <w:rPr>
+                <w:rFonts w:ascii="Arial" w:hAnsi="Arial"/>
+                <w:sz w:val="21"/>
+              </w:rPr>
+              <w:t>:</w:t>
+            </w:r>
+          </w:p>
+        </w:tc>
+        <w:tc>
+          <w:tcPr>
+            <w:tcW w:type="dxa" w:w="6378"/>
+            <w:tcMar>
+              <w:top w:w="45" w:type="dxa"/>
+              <w:bottom w:w="45" w:type="dxa"/>
+              <w:left w:w="20" w:type="dxa"/>
+              <w:right w:w="20" w:type="dxa"/>
+            </w:tcMar>
+          </w:tcPr>
+          <w:p>
+            <w:pPr>
+              <w:spacing w:before="0" w:after="20" w:line="276" w:lineRule="auto"/>
+              <w:jc w:val="both"/>
+            </w:pPr>
+            <w:r>
+              <w:rPr>
+                <w:rFonts w:ascii="Arial" w:hAnsi="Arial"/>
+                <w:sz w:val="21"/>
+              </w:rPr>
+              <w:t>Pembangunan Gedung SPPG Provinsi Riau (7717.CBI.001)</w:t>
+            </w:r>
+          </w:p>
+        </w:tc>
+      </w:tr>
+      <w:tr>
+        <w:tc>
+          <w:tcPr>
+            <w:tcW w:type="dxa" w:w="2721"/>
+            <w:tcMar>
+              <w:top w:w="45" w:type="dxa"/>
+              <w:bottom w:w="45" w:type="dxa"/>
+              <w:left w:w="20" w:type="dxa"/>
+              <w:right w:w="20" w:type="dxa"/>
+            </w:tcMar>
+          </w:tcPr>
+          <w:p>
+            <w:pPr>
+              <w:spacing w:before="0" w:after="20" w:line="276" w:lineRule="auto"/>
+              <w:jc w:val="left"/>
+            </w:pPr>
+            <w:r>
+              <w:rPr>
+                <w:rFonts w:ascii="Arial" w:hAnsi="Arial"/>
+                <w:b w:val="0"/>
+                <w:sz w:val="21"/>
+              </w:rPr>
+              <w:t>Komponen / Subkomponen</w:t>
+            </w:r>
+          </w:p>
+        </w:tc>
+        <w:tc>
+          <w:tcPr>
+            <w:tcW w:type="dxa" w:w="255"/>
+            <w:tcMar>
+              <w:top w:w="45" w:type="dxa"/>
+              <w:bottom w:w="45" w:type="dxa"/>
+              <w:left w:w="20" w:type="dxa"/>
+              <w:right w:w="20" w:type="dxa"/>
+            </w:tcMar>
+          </w:tcPr>
+          <w:p>
+            <w:pPr>
+              <w:spacing w:before="0" w:after="20" w:line="276" w:lineRule="auto"/>
+              <w:jc w:val="center"/>
+            </w:pPr>
+            <w:r>
+              <w:rPr>
+                <w:rFonts w:ascii="Arial" w:hAnsi="Arial"/>
+                <w:sz w:val="21"/>
+              </w:rPr>
+              <w:t>:</w:t>
+            </w:r>
+          </w:p>
+        </w:tc>
+        <w:tc>
+          <w:tcPr>
+            <w:tcW w:type="dxa" w:w="6378"/>
+            <w:tcMar>
+              <w:top w:w="45" w:type="dxa"/>
+              <w:bottom w:w="45" w:type="dxa"/>
+              <w:left w:w="20" w:type="dxa"/>
+              <w:right w:w="20" w:type="dxa"/>
+            </w:tcMar>
+          </w:tcPr>
+          <w:p>
+            <w:pPr>
+              <w:spacing w:before="0" w:after="20" w:line="276" w:lineRule="auto"/>
+              <w:jc w:val="both"/>
+            </w:pPr>
+            <w:r>
+              <w:rPr>
+                <w:rFonts w:ascii="Arial" w:hAnsi="Arial"/>
+                <w:sz w:val="21"/>
+              </w:rPr>
+              <w:t>900.A - Administrasi Kegiatan Pembangunan Gedung SPPG Provinsi Riau</w:t>
+            </w:r>
+          </w:p>
+        </w:tc>
+      </w:tr>
+      <w:tr>
+        <w:tc>
+          <w:tcPr>
+            <w:tcW w:type="dxa" w:w="2721"/>
+            <w:tcMar>
+              <w:top w:w="45" w:type="dxa"/>
+              <w:bottom w:w="45" w:type="dxa"/>
+              <w:left w:w="20" w:type="dxa"/>
+              <w:right w:w="20" w:type="dxa"/>
+            </w:tcMar>
+          </w:tcPr>
+          <w:p>
+            <w:pPr>
+              <w:spacing w:before="0" w:after="20" w:line="276" w:lineRule="auto"/>
+              <w:jc w:val="left"/>
+            </w:pPr>
+            <w:r>
+              <w:rPr>
+                <w:rFonts w:ascii="Arial" w:hAnsi="Arial"/>
+                <w:b w:val="0"/>
+                <w:sz w:val="21"/>
+              </w:rPr>
+              <w:t>Pagu Anggaran</w:t>
+            </w:r>
+          </w:p>
+        </w:tc>
+        <w:tc>
+          <w:tcPr>
+            <w:tcW w:type="dxa" w:w="255"/>
+            <w:tcMar>
+              <w:top w:w="45" w:type="dxa"/>
+              <w:bottom w:w="45" w:type="dxa"/>
+              <w:left w:w="20" w:type="dxa"/>
+              <w:right w:w="20" w:type="dxa"/>
+            </w:tcMar>
+          </w:tcPr>
+          <w:p>
+            <w:pPr>
+              <w:spacing w:before="0" w:after="20" w:line="276" w:lineRule="auto"/>
+              <w:jc w:val="center"/>
+            </w:pPr>
+            <w:r>
+              <w:rPr>
+                <w:rFonts w:ascii="Arial" w:hAnsi="Arial"/>
+                <w:sz w:val="21"/>
+              </w:rPr>
+              <w:t>:</w:t>
+            </w:r>
+          </w:p>
+        </w:tc>
+        <w:tc>
+          <w:tcPr>
+            <w:tcW w:type="dxa" w:w="6378"/>
+            <w:tcMar>
+              <w:top w:w="45" w:type="dxa"/>
+              <w:bottom w:w="45" w:type="dxa"/>
+              <w:left w:w="20" w:type="dxa"/>
+              <w:right w:w="20" w:type="dxa"/>
+            </w:tcMar>
+          </w:tcPr>
+          <w:p>
+            <w:pPr>
+              <w:spacing w:before="0" w:after="20" w:line="276" w:lineRule="auto"/>
+              <w:jc w:val="both"/>
+            </w:pPr>
+            <w:r>
+              <w:rPr>
+                <w:rFonts w:ascii="Arial" w:hAnsi="Arial"/>
+                <w:sz w:val="21"/>
+              </w:rPr>
+              <w:t>Rp 413.000.000,- (Empat Ratus Tiga Belas Juta Rupiah)</w:t>
+            </w:r>
+          </w:p>
+        </w:tc>
+      </w:tr>
+      <w:tr>
+        <w:tc>
+          <w:tcPr>
+            <w:tcW w:type="dxa" w:w="2721"/>
+            <w:tcMar>
+              <w:top w:w="45" w:type="dxa"/>
+              <w:bottom w:w="45" w:type="dxa"/>
+              <w:left w:w="20" w:type="dxa"/>
+              <w:right w:w="20" w:type="dxa"/>
+            </w:tcMar>
+          </w:tcPr>
+          <w:p>
+            <w:pPr>
+              <w:spacing w:before="0" w:after="20" w:line="276" w:lineRule="auto"/>
+              <w:jc w:val="left"/>
+            </w:pPr>
+            <w:r>
+              <w:rPr>
+                <w:rFonts w:ascii="Arial" w:hAnsi="Arial"/>
+                <w:b w:val="0"/>
+                <w:sz w:val="21"/>
+              </w:rPr>
+              <w:t>Metode Pelaksanaan</w:t>
+            </w:r>
+          </w:p>
+        </w:tc>
+        <w:tc>
+          <w:tcPr>
+            <w:tcW w:type="dxa" w:w="255"/>
+            <w:tcMar>
+              <w:top w:w="45" w:type="dxa"/>
+              <w:bottom w:w="45" w:type="dxa"/>
+              <w:left w:w="20" w:type="dxa"/>
+              <w:right w:w="20" w:type="dxa"/>
+            </w:tcMar>
+          </w:tcPr>
+          <w:p>
+            <w:pPr>
+              <w:spacing w:before="0" w:after="20" w:line="276" w:lineRule="auto"/>
+              <w:jc w:val="center"/>
+            </w:pPr>
+            <w:r>
+              <w:rPr>
+                <w:rFonts w:ascii="Arial" w:hAnsi="Arial"/>
+                <w:sz w:val="21"/>
+              </w:rPr>
+              <w:t>:</w:t>
+            </w:r>
+          </w:p>
+        </w:tc>
+        <w:tc>
+          <w:tcPr>
+            <w:tcW w:type="dxa" w:w="6378"/>
+            <w:tcMar>
+              <w:top w:w="45" w:type="dxa"/>
+              <w:bottom w:w="45" w:type="dxa"/>
+              <w:left w:w="20" w:type="dxa"/>
+              <w:right w:w="20" w:type="dxa"/>
+            </w:tcMar>
+          </w:tcPr>
+          <w:p>
+            <w:pPr>
+              <w:spacing w:before="0" w:after="20" w:line="276" w:lineRule="auto"/>
+              <w:jc w:val="both"/>
+            </w:pPr>
+            <w:r>
+              <w:rPr>
+                <w:rFonts w:ascii="Arial" w:hAnsi="Arial"/>
+                <w:sz w:val="21"/>
+              </w:rPr>
+              <w:t>Swakelola Tipe I</w:t>
+            </w:r>
+          </w:p>
+        </w:tc>
+      </w:tr>
+    </w:tbl>
+    <w:p>
+      <w:pPr>
+        <w:spacing w:before="0" w:after="80"/>
+      </w:pPr>
+    </w:p>
+    <w:p>
+      <w:pPr>
+        <w:keepNext/>
+        <w:spacing w:before="160" w:after="80"/>
+        <w:jc w:val="left"/>
+      </w:pPr>
+      <w:r>
+        <w:rPr>
+          <w:rFonts w:ascii="Arial" w:hAnsi="Arial"/>
+          <w:b/>
+          <w:sz w:val="21"/>
+        </w:rPr>
+        <w:t>II. LATAR BELAKANG</w:t>
+      </w:r>
+    </w:p>
+    <w:p>
+      <w:pPr>
+        <w:spacing w:before="0" w:after="120" w:line="300" w:lineRule="auto"/>
+        <w:jc w:val="both"/>
+      </w:pPr>
+      <w:r>
+        <w:rPr>
+          <w:rFonts w:ascii="Arial" w:hAnsi="Arial"/>
+          <w:b w:val="0"/>
+          <w:sz w:val="21"/>
+        </w:rPr>
+        <w:t>Kementerian Pekerjaan Umum melalui Direktorat Jenderal Prasarana Strategis mendapat penugasan strategis untuk mendukung penyediaan infrastruktur Satuan Pelayanan Pemenuhan Gizi (SPPG) bekerja sama dengan Badan Gizi Nasional (BGN). Agar proses perencanaan, persiapan pengadaan, verifikasi kesiapan lahan, hingga pengendalian pelaksanaan konstruksi Gedung SPPG di Provinsi Riau berjalan efektif dan sesuai ketentuan peraturan perundang-undangan, diperlukan kegiatan dukungan administrasi dan teknis yang dilaksanakan secara Swakelola Tipe I oleh Satuan Kerja Pelaksanaan Prasarana Strategis Riau.</w:t>
+      </w:r>
+    </w:p>
+    <w:p>
+      <w:pPr>
+        <w:keepNext/>
+        <w:spacing w:before="160" w:after="80"/>
+        <w:jc w:val="left"/>
+      </w:pPr>
+      <w:r>
+        <w:rPr>
+          <w:rFonts w:ascii="Arial" w:hAnsi="Arial"/>
+          <w:b/>
+          <w:sz w:val="21"/>
+        </w:rPr>
+        <w:t>III. MAKSUD DAN TUJUAN</w:t>
+      </w:r>
+    </w:p>
+    <w:tbl>
+      <w:tblPr>
+        <w:tblW w:type="auto" w:w="0"/>
+        <w:jc w:val="center"/>
+        <w:tblLayout w:type="fixed"/>
+        <w:tblLook w:firstColumn="1" w:firstRow="1" w:lastColumn="0" w:lastRow="0" w:noHBand="0" w:noVBand="1" w:val="04A0"/>
+        <w:tblBorders>
+          <w:top w:val="none" w:sz="0" w:space="0" w:color="auto"/>
+          <w:left w:val="none" w:sz="0" w:space="0" w:color="auto"/>
+          <w:bottom w:val="none" w:sz="0" w:space="0" w:color="auto"/>
+          <w:right w:val="none" w:sz="0" w:space="0" w:color="auto"/>
+          <w:insideH w:val="none" w:sz="0" w:space="0" w:color="auto"/>
+          <w:insideV w:val="none" w:sz="0" w:space="0" w:color="auto"/>
+        </w:tblBorders>
+      </w:tblPr>
+      <w:tblGrid>
+        <w:gridCol w:w="4677"/>
+        <w:gridCol w:w="4677"/>
+      </w:tblGrid>
+      <w:tr>
+        <w:tc>
+          <w:tcPr>
+            <w:tcW w:type="dxa" w:w="425"/>
+            <w:tcMar>
+              <w:top w:w="40" w:type="dxa"/>
+              <w:bottom w:w="40" w:type="dxa"/>
+              <w:left w:w="20" w:type="dxa"/>
+              <w:right w:w="40" w:type="dxa"/>
+            </w:tcMar>
+          </w:tcPr>
+          <w:p>
+            <w:pPr>
+              <w:spacing w:before="0" w:after="40" w:line="288" w:lineRule="auto"/>
+              <w:jc w:val="left"/>
+            </w:pPr>
+            <w:r>
+              <w:rPr>
+                <w:rFonts w:ascii="Arial" w:hAnsi="Arial"/>
+                <w:sz w:val="21"/>
+              </w:rPr>
+              <w:t>1.</w:t>
+            </w:r>
+          </w:p>
+        </w:tc>
+        <w:tc>
+          <w:tcPr>
+            <w:tcW w:type="dxa" w:w="8929"/>
+            <w:tcMar>
+              <w:top w:w="40" w:type="dxa"/>
+              <w:bottom w:w="40" w:type="dxa"/>
+              <w:left w:w="20" w:type="dxa"/>
+              <w:right w:w="20" w:type="dxa"/>
+            </w:tcMar>
+          </w:tcPr>
+          <w:p>
+            <w:pPr>
+              <w:spacing w:before="0" w:after="40" w:line="288" w:lineRule="auto"/>
+              <w:jc w:val="both"/>
+            </w:pPr>
+            <w:r>
+              <w:rPr>
+                <w:rFonts w:ascii="Arial" w:hAnsi="Arial"/>
                 <w:b/>
-                <w:sz w:val="20"/>
+                <w:sz w:val="21"/>
               </w:rPr>
+              <w:t>Maksud:</w:t>
+            </w:r>
+            <w:r>
+              <w:rPr>
+                <w:rFonts w:ascii="Arial" w:hAnsi="Arial"/>
+                <w:sz w:val="21"/>
+              </w:rPr>
+              <w:t xml:space="preserve"> Menyelenggarakan dukungan operasional administrasi teknik, penyiapan dokumen pengadaan, koordinasi lintas instansi, serta survei dan pemantauan lapangan pembangunan Gedung SPPG di Provinsi Riau.</w:t>
+            </w:r>
+          </w:p>
+        </w:tc>
+      </w:tr>
+      <w:tr>
+        <w:tc>
+          <w:tcPr>
+            <w:tcW w:type="dxa" w:w="425"/>
+            <w:tcMar>
+              <w:top w:w="40" w:type="dxa"/>
+              <w:bottom w:w="40" w:type="dxa"/>
+              <w:left w:w="20" w:type="dxa"/>
+              <w:right w:w="40" w:type="dxa"/>
+            </w:tcMar>
+          </w:tcPr>
+          <w:p>
+            <w:pPr>
+              <w:spacing w:before="0" w:after="40" w:line="288" w:lineRule="auto"/>
+              <w:jc w:val="left"/>
+            </w:pPr>
+            <w:r>
+              <w:rPr>
+                <w:rFonts w:ascii="Arial" w:hAnsi="Arial"/>
+                <w:sz w:val="21"/>
+              </w:rPr>
+              <w:t>2.</w:t>
+            </w:r>
+          </w:p>
+        </w:tc>
+        <w:tc>
+          <w:tcPr>
+            <w:tcW w:type="dxa" w:w="8929"/>
+            <w:tcMar>
+              <w:top w:w="40" w:type="dxa"/>
+              <w:bottom w:w="40" w:type="dxa"/>
+              <w:left w:w="20" w:type="dxa"/>
+              <w:right w:w="20" w:type="dxa"/>
+            </w:tcMar>
+          </w:tcPr>
+          <w:p>
+            <w:pPr>
+              <w:spacing w:before="0" w:after="40" w:line="288" w:lineRule="auto"/>
+              <w:jc w:val="both"/>
+            </w:pPr>
+            <w:r>
+              <w:rPr>
+                <w:rFonts w:ascii="Arial" w:hAnsi="Arial"/>
+                <w:b/>
+                <w:sz w:val="21"/>
+              </w:rPr>
+              <w:t>Tujuan:</w:t>
+            </w:r>
+            <w:r>
+              <w:rPr>
+                <w:rFonts w:ascii="Arial" w:hAnsi="Arial"/>
+                <w:sz w:val="21"/>
+              </w:rPr>
+              <w:t xml:space="preserve"> Tercapainya ketertiban administrasi proyek, kesiapan dokumen teknis dan lahan (Readiness Criteria), serta terkendalinya mutu dan waktu pelaksanaan pembangunan Gedung SPPG Provinsi Riau TA 2025.</w:t>
+            </w:r>
+          </w:p>
+        </w:tc>
+      </w:tr>
+    </w:tbl>
+    <w:p>
+      <w:pPr>
+        <w:spacing w:before="0" w:after="80"/>
+      </w:pPr>
+    </w:p>
+    <w:p>
+      <w:pPr>
+        <w:keepNext/>
+        <w:spacing w:before="160" w:after="80"/>
+        <w:jc w:val="left"/>
+      </w:pPr>
+      <w:r>
+        <w:rPr>
+          <w:rFonts w:ascii="Arial" w:hAnsi="Arial"/>
+          <w:b/>
+          <w:sz w:val="21"/>
+        </w:rPr>
+        <w:t>IV. RUANG LINGKUP DAN KELUARAN</w:t>
+      </w:r>
+    </w:p>
+    <w:tbl>
+      <w:tblPr>
+        <w:tblW w:type="auto" w:w="0"/>
+        <w:jc w:val="center"/>
+        <w:tblLayout w:type="fixed"/>
+        <w:tblLook w:firstColumn="1" w:firstRow="1" w:lastColumn="0" w:lastRow="0" w:noHBand="0" w:noVBand="1" w:val="04A0"/>
+        <w:tblBorders>
+          <w:top w:val="none" w:sz="0" w:space="0" w:color="auto"/>
+          <w:left w:val="none" w:sz="0" w:space="0" w:color="auto"/>
+          <w:bottom w:val="none" w:sz="0" w:space="0" w:color="auto"/>
+          <w:right w:val="none" w:sz="0" w:space="0" w:color="auto"/>
+          <w:insideH w:val="none" w:sz="0" w:space="0" w:color="auto"/>
+          <w:insideV w:val="none" w:sz="0" w:space="0" w:color="auto"/>
+        </w:tblBorders>
+      </w:tblPr>
+      <w:tblGrid>
+        <w:gridCol w:w="4677"/>
+        <w:gridCol w:w="4677"/>
+      </w:tblGrid>
+      <w:tr>
+        <w:tc>
+          <w:tcPr>
+            <w:tcW w:type="dxa" w:w="425"/>
+            <w:tcMar>
+              <w:top w:w="40" w:type="dxa"/>
+              <w:bottom w:w="40" w:type="dxa"/>
+              <w:left w:w="20" w:type="dxa"/>
+              <w:right w:w="40" w:type="dxa"/>
+            </w:tcMar>
+          </w:tcPr>
+          <w:p>
+            <w:pPr>
+              <w:spacing w:before="0" w:after="40" w:line="288" w:lineRule="auto"/>
+              <w:jc w:val="left"/>
+            </w:pPr>
+            <w:r>
+              <w:rPr>
+                <w:rFonts w:ascii="Arial" w:hAnsi="Arial"/>
+                <w:sz w:val="21"/>
+              </w:rPr>
+              <w:t>a.</w:t>
+            </w:r>
+          </w:p>
+        </w:tc>
+        <w:tc>
+          <w:tcPr>
+            <w:tcW w:type="dxa" w:w="8929"/>
+            <w:tcMar>
+              <w:top w:w="40" w:type="dxa"/>
+              <w:bottom w:w="40" w:type="dxa"/>
+              <w:left w:w="20" w:type="dxa"/>
+              <w:right w:w="20" w:type="dxa"/>
+            </w:tcMar>
+          </w:tcPr>
+          <w:p>
+            <w:pPr>
+              <w:spacing w:before="0" w:after="40" w:line="288" w:lineRule="auto"/>
+              <w:jc w:val="both"/>
+            </w:pPr>
+            <w:r>
+              <w:rPr>
+                <w:rFonts w:ascii="Arial" w:hAnsi="Arial"/>
+                <w:sz w:val="21"/>
+              </w:rPr>
+              <w:t>Penyediaan bahan operasional kantor (ATK dan computer supplies) untuk penyusunan dan penggandaan dokumen administrasi serta laporan teknis kegiatan SPPG;</w:t>
+            </w:r>
+          </w:p>
+        </w:tc>
+      </w:tr>
+      <w:tr>
+        <w:tc>
+          <w:tcPr>
+            <w:tcW w:type="dxa" w:w="425"/>
+            <w:tcMar>
+              <w:top w:w="40" w:type="dxa"/>
+              <w:bottom w:w="40" w:type="dxa"/>
+              <w:left w:w="20" w:type="dxa"/>
+              <w:right w:w="40" w:type="dxa"/>
+            </w:tcMar>
+          </w:tcPr>
+          <w:p>
+            <w:pPr>
+              <w:spacing w:before="0" w:after="40" w:line="288" w:lineRule="auto"/>
+              <w:jc w:val="left"/>
+            </w:pPr>
+            <w:r>
+              <w:rPr>
+                <w:rFonts w:ascii="Arial" w:hAnsi="Arial"/>
+                <w:sz w:val="21"/>
+              </w:rPr>
+              <w:t>b.</w:t>
+            </w:r>
+          </w:p>
+        </w:tc>
+        <w:tc>
+          <w:tcPr>
+            <w:tcW w:type="dxa" w:w="8929"/>
+            <w:tcMar>
+              <w:top w:w="40" w:type="dxa"/>
+              <w:bottom w:w="40" w:type="dxa"/>
+              <w:left w:w="20" w:type="dxa"/>
+              <w:right w:w="20" w:type="dxa"/>
+            </w:tcMar>
+          </w:tcPr>
+          <w:p>
+            <w:pPr>
+              <w:spacing w:before="0" w:after="40" w:line="288" w:lineRule="auto"/>
+              <w:jc w:val="both"/>
+            </w:pPr>
+            <w:r>
+              <w:rPr>
+                <w:rFonts w:ascii="Arial" w:hAnsi="Arial"/>
+                <w:sz w:val="21"/>
+              </w:rPr>
+              <w:t>Pelaksanaan koordinasi teknis dengan unit kerja pusat dan instansi terkait serta survei/monitoring lapangan ke lokasi pembangunan Gedung SPPG di Kabupaten/Kota wilayah Provinsi Riau;</w:t>
+            </w:r>
+          </w:p>
+        </w:tc>
+      </w:tr>
+      <w:tr>
+        <w:tc>
+          <w:tcPr>
+            <w:tcW w:type="dxa" w:w="425"/>
+            <w:tcMar>
+              <w:top w:w="40" w:type="dxa"/>
+              <w:bottom w:w="40" w:type="dxa"/>
+              <w:left w:w="20" w:type="dxa"/>
+              <w:right w:w="40" w:type="dxa"/>
+            </w:tcMar>
+          </w:tcPr>
+          <w:p>
+            <w:pPr>
+              <w:spacing w:before="0" w:after="40" w:line="288" w:lineRule="auto"/>
+              <w:jc w:val="left"/>
+            </w:pPr>
+            <w:r>
+              <w:rPr>
+                <w:rFonts w:ascii="Arial" w:hAnsi="Arial"/>
+                <w:sz w:val="21"/>
+              </w:rPr>
+              <w:t>c.</w:t>
+            </w:r>
+          </w:p>
+        </w:tc>
+        <w:tc>
+          <w:tcPr>
+            <w:tcW w:type="dxa" w:w="8929"/>
+            <w:tcMar>
+              <w:top w:w="40" w:type="dxa"/>
+              <w:bottom w:w="40" w:type="dxa"/>
+              <w:left w:w="20" w:type="dxa"/>
+              <w:right w:w="20" w:type="dxa"/>
+            </w:tcMar>
+          </w:tcPr>
+          <w:p>
+            <w:pPr>
+              <w:spacing w:before="0" w:after="40" w:line="288" w:lineRule="auto"/>
+              <w:jc w:val="both"/>
+            </w:pPr>
+            <w:r>
+              <w:rPr>
+                <w:rFonts w:ascii="Arial" w:hAnsi="Arial"/>
+                <w:sz w:val="21"/>
+              </w:rPr>
+              <w:t>Penyusunan laporan pelaksanaan berkala, dokumentasi fisik kegiatan, serta laporan akhir pertanggungjawaban Swakelola.</w:t>
+            </w:r>
+          </w:p>
+        </w:tc>
+      </w:tr>
+    </w:tbl>
+    <w:p>
+      <w:pPr>
+        <w:spacing w:before="0" w:after="80"/>
+      </w:pPr>
+    </w:p>
+    <w:tbl>
+      <w:tblPr>
+        <w:tblW w:type="auto" w:w="0"/>
+        <w:jc w:val="center"/>
+        <w:tblLayout w:type="fixed"/>
+        <w:tblLook w:firstColumn="1" w:firstRow="1" w:lastColumn="0" w:lastRow="0" w:noHBand="0" w:noVBand="1" w:val="04A0"/>
+        <w:tblBorders>
+          <w:top w:val="none" w:sz="0" w:space="0" w:color="auto"/>
+          <w:left w:val="none" w:sz="0" w:space="0" w:color="auto"/>
+          <w:bottom w:val="none" w:sz="0" w:space="0" w:color="auto"/>
+          <w:right w:val="none" w:sz="0" w:space="0" w:color="auto"/>
+          <w:insideH w:val="none" w:sz="0" w:space="0" w:color="auto"/>
+          <w:insideV w:val="none" w:sz="0" w:space="0" w:color="auto"/>
+        </w:tblBorders>
+      </w:tblPr>
+      <w:tblGrid>
+        <w:gridCol w:w="4677"/>
+        <w:gridCol w:w="4677"/>
+      </w:tblGrid>
+      <w:tr>
+        <w:trPr>
+          <w:cantSplit/>
+        </w:trPr>
+        <w:tc>
+          <w:tcPr>
+            <w:tcW w:type="dxa" w:w="4677"/>
+          </w:tcPr>
+          <w:p>
+            <w:pPr>
+              <w:spacing w:before="160" w:line="276" w:lineRule="auto"/>
+              <w:jc w:val="left"/>
+            </w:pPr>
+            <w:r>
+              <w:rPr>
+                <w:rFonts w:ascii="Arial" w:hAnsi="Arial"/>
+                <w:sz w:val="21"/>
+              </w:rPr>
+              <w:t>Mengetahui / Menyetujui,</w:t>
+              <w:br/>
+            </w:r>
+            <w:r>
+              <w:rPr>
+                <w:rFonts w:ascii="Arial" w:hAnsi="Arial"/>
+                <w:b/>
+                <w:sz w:val="21"/>
+              </w:rPr>
+              <w:t>Kuasa Pengguna Anggaran / Kepala Satuan Kerja</w:t>
+              <w:br/>
+              <w:t>Pelaksanaan Prasarana Strategis Riau,</w:t>
               <w:br/>
               <w:br/>
               <w:br/>
               <w:br/>
+            </w:r>
+            <w:r>
+              <w:rPr>
+                <w:rFonts w:ascii="Arial" w:hAnsi="Arial"/>
+                <w:b/>
+                <w:sz w:val="21"/>
+                <w:u w:val="single"/>
+              </w:rPr>
+              <w:t>Muhammad Yudi Prasetya, S.T.</w:t>
+              <w:br/>
+            </w:r>
+            <w:r>
+              <w:rPr>
+                <w:rFonts w:ascii="Arial" w:hAnsi="Arial"/>
+                <w:sz w:val="21"/>
+              </w:rPr>
+              <w:t>NIP. 19800214 201412 1 002</w:t>
+            </w:r>
+          </w:p>
+        </w:tc>
+        <w:tc>
+          <w:tcPr>
+            <w:tcW w:type="dxa" w:w="4677"/>
+          </w:tcPr>
+          <w:p>
+            <w:pPr>
+              <w:spacing w:before="160" w:line="276" w:lineRule="auto"/>
+              <w:jc w:val="left"/>
+            </w:pPr>
+            <w:r>
+              <w:rPr>
+                <w:rFonts w:ascii="Arial" w:hAnsi="Arial"/>
+                <w:sz w:val="21"/>
+              </w:rPr>
+              <w:t>Pekanbaru, 25 September 2025</w:t>
+              <w:br/>
+              <w:t>Ditetapkan oleh,</w:t>
+              <w:br/>
+            </w:r>
+            <w:r>
+              <w:rPr>
+                <w:rFonts w:ascii="Arial" w:hAnsi="Arial"/>
+                <w:b/>
+                <w:sz w:val="21"/>
+              </w:rPr>
+              <w:t>Pejabat Pembuat Komitmen (PPK)</w:t>
+              <w:br/>
+              <w:t>Satker Pelaksanaan Prasarana Strategis Riau,</w:t>
+              <w:br/>
+              <w:br/>
+              <w:br/>
+              <w:br/>
+            </w:r>
+            <w:r>
+              <w:rPr>
+                <w:rFonts w:ascii="Arial" w:hAnsi="Arial"/>
+                <w:b/>
+                <w:sz w:val="21"/>
+                <w:u w:val="single"/>
+              </w:rPr>
               <w:t>Nurhidayat Nugroho, S.Ars.</w:t>
               <w:br/>
+            </w:r>
+            <w:r>
+              <w:rPr>
+                <w:rFonts w:ascii="Arial" w:hAnsi="Arial"/>
+                <w:sz w:val="21"/>
+              </w:rPr>
               <w:t>NIP. 19901221 201802 1 001</w:t>
             </w:r>
           </w:p>
@@ -230,8 +1228,8 @@
       </w:tr>
     </w:tbl>
     <w:sectPr>
-      <w:pgSz w:w="12240" w:h="15840"/>
-      <w:pgMar w:top="1440" w:right="1800" w:bottom="1440" w:left="1800" w:header="720" w:footer="720" w:gutter="0"/>
+      <w:pgSz w:w="11906" w:h="16838"/>
+      <w:pgMar w:top="1020" w:right="1276" w:bottom="1134" w:left="1276" w:header="720" w:footer="720" w:gutter="0"/>
       <w:cols w:space="720"/>
       <w:docGrid w:linePitch="360"/>
     </w:sectPr>
@@ -602,6 +1600,14 @@
     <w:name w:val="Normal"/>
     <w:qFormat/>
     <w:rsid w:val="00FC693F"/>
+    <w:pPr>
+      <w:spacing w:line="288" w:lineRule="auto" w:after="80"/>
+    </w:pPr>
+    <w:rPr>
+      <w:rFonts w:ascii="Arial" w:hAnsi="Arial"/>
+      <w:color w:val="000000"/>
+      <w:sz w:val="21"/>
+    </w:rPr>
   </w:style>
   <w:style w:type="paragraph" w:styleId="Header">
     <w:name w:val="header"/>
